--- a/Manuscript_novel-visualisation-of-time-to-event-data-IT-.docx
+++ b/Manuscript_novel-visualisation-of-time-to-event-data-IT-.docx
@@ -1023,13 +1023,13 @@
     </w:p>
     <w:bookmarkEnd w:id="29"/>
     <w:bookmarkEnd w:id="30"/>
-    <w:bookmarkStart w:id="40" w:name="X40408ddcdb7a56427f82c4a5528168e970d6707"/>
+    <w:bookmarkStart w:id="40" w:name="case-study-capacitor-failure-management"/>
     <w:p>
       <w:pPr>
         <w:pStyle w:val="Heading1"/>
       </w:pPr>
       <w:r>
-        <w:t xml:space="preserve">4 Case Study 1: Vulnerability Lifecycle Management</w:t>
+        <w:t xml:space="preserve">4 Case Study: Capacitor Failure Management</w:t>
       </w:r>
     </w:p>
     <w:bookmarkStart w:id="31" w:name="dataset-definitions"/>
